--- a/0042_industry_events_b2b/0042_industry_events_b2b.docx
+++ b/0042_industry_events_b2b/0042_industry_events_b2b.docx
@@ -2,13 +2,220 @@
 <file path=word/document.xml><?xml version="1.0" encoding="utf-8"?>
 <w:document xmlns:w="http://schemas.openxmlformats.org/wordprocessingml/2006/main" xmlns:m="http://schemas.openxmlformats.org/officeDocument/2006/math" xmlns:r="http://schemas.openxmlformats.org/officeDocument/2006/relationships" xmlns:o="urn:schemas-microsoft-com:office:office" xmlns:v="urn:schemas-microsoft-com:vml" xmlns:w10="urn:schemas-microsoft-com:office:word" xmlns:a="http://schemas.openxmlformats.org/drawingml/2006/main" xmlns:pic="http://schemas.openxmlformats.org/drawingml/2006/picture" xmlns:wp="http://schemas.openxmlformats.org/drawingml/2006/wordprocessingDrawing">
   <w:body>
-    <w:bookmarkStart w:id="59" w:name="X281daf33e12fe011173850d6c1fbdf5c9862822"/>
+    <w:bookmarkStart w:id="60" w:name="X281daf33e12fe011173850d6c1fbdf5c9862822"/>
     <w:p>
       <w:pPr>
         <w:pStyle w:val="Heading1"/>
       </w:pPr>
       <w:r>
         <w:t xml:space="preserve">0042 — Industry Events &amp; B2B Vendor Marketing (Wedding Fairs, Expos, Networking)</w:t>
+      </w:r>
+    </w:p>
+    <w:p>
+      <w:pPr>
+        <w:pStyle w:val="Heading2"/>
+      </w:pPr>
+      <w:bookmarkStart w:id="9" w:name="X15fe45fd35a3898cec2809a953f74255a18bbe7"/>
+      <w:r>
+        <w:t xml:space="preserve">WARNING: AS-BUILT CORRECTION — 2026-06-07 (reconciled to live site + origin/main @ 34347c3c)</w:t>
+      </w:r>
+      <w:bookmarkEnd w:id="9"/>
+    </w:p>
+    <w:p>
+      <w:pPr>
+        <w:pStyle w:val="BlockText"/>
+      </w:pPr>
+      <w:r>
+        <w:rPr>
+          <w:b/>
+          <w:bCs/>
+        </w:rPr>
+        <w:t xml:space="preserve">This spec is HISTORICAL.</w:t>
+      </w:r>
+      <w:r>
+        <w:t xml:space="preserve"> </w:t>
+      </w:r>
+      <w:r>
+        <w:t xml:space="preserve">Authoritative current state = the live site (www.setnayan.com) + shipped code +</w:t>
+      </w:r>
+      <w:r>
+        <w:t xml:space="preserve"> </w:t>
+      </w:r>
+      <w:r>
+        <w:rPr>
+          <w:rStyle w:val="VerbatimChar"/>
+        </w:rPr>
+        <w:t xml:space="preserve">AS_BUILT_GROUND_TRUTH_2026-06-07.md</w:t>
+      </w:r>
+      <w:r>
+        <w:t xml:space="preserve">. Deltas vs what actually shipped:</w:t>
+      </w:r>
+      <w:r>
+        <w:t xml:space="preserve"> </w:t>
+      </w:r>
+      <w:r>
+        <w:t xml:space="preserve">-</w:t>
+      </w:r>
+      <w:r>
+        <w:t xml:space="preserve"> </w:t>
+      </w:r>
+      <w:r>
+        <w:rPr>
+          <w:b/>
+          <w:bCs/>
+        </w:rPr>
+        <w:t xml:space="preserve">NOT BUILT.</w:t>
+      </w:r>
+      <w:r>
+        <w:t xml:space="preserve"> </w:t>
+      </w:r>
+      <w:r>
+        <w:t xml:space="preserve">No</w:t>
+      </w:r>
+      <w:r>
+        <w:t xml:space="preserve"> </w:t>
+      </w:r>
+      <w:r>
+        <w:rPr>
+          <w:rStyle w:val="VerbatimChar"/>
+        </w:rPr>
+        <w:t xml:space="preserve">/industry-events</w:t>
+      </w:r>
+      <w:r>
+        <w:t xml:space="preserve"> </w:t>
+      </w:r>
+      <w:r>
+        <w:t xml:space="preserve">public page, no vendor-dashboard</w:t>
+      </w:r>
+      <w:r>
+        <w:t xml:space="preserve"> </w:t>
+      </w:r>
+      <w:r>
+        <w:t xml:space="preserve">“Industry Events / Opportunities”</w:t>
+      </w:r>
+      <w:r>
+        <w:t xml:space="preserve"> </w:t>
+      </w:r>
+      <w:r>
+        <w:t xml:space="preserve">tab, no</w:t>
+      </w:r>
+      <w:r>
+        <w:t xml:space="preserve"> </w:t>
+      </w:r>
+      <w:r>
+        <w:rPr>
+          <w:rStyle w:val="VerbatimChar"/>
+        </w:rPr>
+        <w:t xml:space="preserve">industry_events</w:t>
+      </w:r>
+      <w:r>
+        <w:t xml:space="preserve"> </w:t>
+      </w:r>
+      <w:r>
+        <w:t xml:space="preserve">table, and no</w:t>
+      </w:r>
+      <w:r>
+        <w:t xml:space="preserve"> </w:t>
+      </w:r>
+      <w:r>
+        <w:rPr>
+          <w:rStyle w:val="VerbatimChar"/>
+        </w:rPr>
+        <w:t xml:space="preserve">is_industry_event_organizer</w:t>
+      </w:r>
+      <w:r>
+        <w:t xml:space="preserve"> </w:t>
+      </w:r>
+      <w:r>
+        <w:t xml:space="preserve">vendor flag exist on</w:t>
+      </w:r>
+      <w:r>
+        <w:t xml:space="preserve"> </w:t>
+      </w:r>
+      <w:r>
+        <w:rPr>
+          <w:rStyle w:val="VerbatimChar"/>
+        </w:rPr>
+        <w:t xml:space="preserve">origin/main</w:t>
+      </w:r>
+      <w:r>
+        <w:t xml:space="preserve">. This is a V1.6+ paper spec for a B2B layer that has no code yet.</w:t>
+      </w:r>
+      <w:r>
+        <w:t xml:space="preserve"> </w:t>
+      </w:r>
+      <w:r>
+        <w:t xml:space="preserve">- The spec’s revenue tier is</w:t>
+      </w:r>
+      <w:r>
+        <w:t xml:space="preserve"> </w:t>
+      </w:r>
+      <w:r>
+        <w:t xml:space="preserve">“gated on Phase 3 commission decision”</w:t>
+      </w:r>
+      <w:r>
+        <w:t xml:space="preserve"> </w:t>
+      </w:r>
+      <w:r>
+        <w:t xml:space="preserve">— note that commission is now</w:t>
+      </w:r>
+      <w:r>
+        <w:t xml:space="preserve"> </w:t>
+      </w:r>
+      <w:r>
+        <w:rPr>
+          <w:b/>
+          <w:bCs/>
+        </w:rPr>
+        <w:t xml:space="preserve">0% platform-wide</w:t>
+      </w:r>
+      <w:r>
+        <w:t xml:space="preserve"> </w:t>
+      </w:r>
+      <w:r>
+        <w:t xml:space="preserve">(any 3%/5% Setnayan Pay cut is RETIRED). Any future B2B monetization here must use the live model (apply-then-pay SKUs / paid placements / vendor tokens), not a booking commission.</w:t>
+      </w:r>
+      <w:r>
+        <w:t xml:space="preserve"> </w:t>
+      </w:r>
+      <w:r>
+        <w:t xml:space="preserve">- Booth-booking/payment is explicitly deferred to V1.7</w:t>
+      </w:r>
+      <w:r>
+        <w:t xml:space="preserve"> </w:t>
+      </w:r>
+      <w:r>
+        <w:t xml:space="preserve">“once 0034 payments stabilizes”</w:t>
+      </w:r>
+      <w:r>
+        <w:t xml:space="preserve"> </w:t>
+      </w:r>
+      <w:r>
+        <w:t xml:space="preserve">— 0034 shipped as apply-then-pay + manual admin approval (no card charge), so any future booth payment inherits that model, not an automated charge.</w:t>
+      </w:r>
+      <w:r>
+        <w:t xml:space="preserve"> </w:t>
+      </w:r>
+      <w:r>
+        <w:t xml:space="preserve">- Depends on 0041 (multi-event catalog), which also has not shipped its 38-category model — see the 0041 AS-BUILT note.</w:t>
+      </w:r>
+    </w:p>
+    <w:p>
+      <w:pPr>
+        <w:pStyle w:val="BlockText"/>
+      </w:pPr>
+      <w:r>
+        <w:t xml:space="preserve">When this body disagrees with the above,</w:t>
+      </w:r>
+      <w:r>
+        <w:t xml:space="preserve"> </w:t>
+      </w:r>
+      <w:r>
+        <w:rPr>
+          <w:b/>
+          <w:bCs/>
+        </w:rPr>
+        <w:t xml:space="preserve">the above wins.</w:t>
       </w:r>
     </w:p>
     <w:p>
@@ -167,7 +374,7 @@
         </w:pict>
       </w:r>
     </w:p>
-    <w:bookmarkStart w:id="9" w:name="overview"/>
+    <w:bookmarkStart w:id="10" w:name="overview"/>
     <w:p>
       <w:pPr>
         <w:pStyle w:val="Heading2"/>
@@ -617,8 +824,8 @@
         </w:pict>
       </w:r>
     </w:p>
-    <w:bookmarkEnd w:id="9"/>
-    <w:bookmarkStart w:id="10" w:name="scope"/>
+    <w:bookmarkEnd w:id="10"/>
+    <w:bookmarkStart w:id="11" w:name="scope"/>
     <w:p>
       <w:pPr>
         <w:pStyle w:val="Heading2"/>
@@ -1269,8 +1476,8 @@
         </w:pict>
       </w:r>
     </w:p>
-    <w:bookmarkEnd w:id="10"/>
-    <w:bookmarkStart w:id="16" w:name="architecture"/>
+    <w:bookmarkEnd w:id="11"/>
+    <w:bookmarkStart w:id="17" w:name="architecture"/>
     <w:p>
       <w:pPr>
         <w:pStyle w:val="Heading2"/>
@@ -1279,7 +1486,7 @@
         <w:t xml:space="preserve">3. Architecture</w:t>
       </w:r>
     </w:p>
-    <w:bookmarkStart w:id="11" w:name="two-parallel-event-models"/>
+    <w:bookmarkStart w:id="12" w:name="two-parallel-event-models"/>
     <w:p>
       <w:pPr>
         <w:pStyle w:val="Heading3"/>
@@ -1476,8 +1683,8 @@
         <w:t xml:space="preserve">schemas, different RLS, different UI surfaces.</w:t>
       </w:r>
     </w:p>
-    <w:bookmarkEnd w:id="11"/>
-    <w:bookmarkStart w:id="12" w:name="X6a49f7c2947630376b9dd3447c48866b0b01bbf"/>
+    <w:bookmarkEnd w:id="12"/>
+    <w:bookmarkStart w:id="13" w:name="X6a49f7c2947630376b9dd3447c48866b0b01bbf"/>
     <w:p>
       <w:pPr>
         <w:pStyle w:val="Heading3"/>
@@ -1542,8 +1749,8 @@
         <w:t xml:space="preserve">Polymorphism here would couple unrelated concerns. Separate is cleaner.</w:t>
       </w:r>
     </w:p>
-    <w:bookmarkEnd w:id="12"/>
-    <w:bookmarkStart w:id="13" w:name="industry-event-organizer-special-vendor"/>
+    <w:bookmarkEnd w:id="13"/>
+    <w:bookmarkStart w:id="14" w:name="industry-event-organizer-special-vendor"/>
     <w:p>
       <w:pPr>
         <w:pStyle w:val="Heading3"/>
@@ -1671,8 +1878,8 @@
         <w:t xml:space="preserve">account type.</w:t>
       </w:r>
     </w:p>
-    <w:bookmarkEnd w:id="13"/>
-    <w:bookmarkStart w:id="14" w:name="X556ff622bdc48ce3e75e1eb4ea6549d285a9e1a"/>
+    <w:bookmarkEnd w:id="14"/>
+    <w:bookmarkStart w:id="15" w:name="X556ff622bdc48ce3e75e1eb4ea6549d285a9e1a"/>
     <w:p>
       <w:pPr>
         <w:pStyle w:val="Heading3"/>
@@ -1751,8 +1958,8 @@
         <w:t xml:space="preserve">view of the same data (with vendor-specific actions like Apply-as-exhibitor).</w:t>
       </w:r>
     </w:p>
-    <w:bookmarkEnd w:id="14"/>
-    <w:bookmarkStart w:id="15" w:name="X2e5b35a9e41504540a32b806e4a23df8d200e1f"/>
+    <w:bookmarkEnd w:id="15"/>
+    <w:bookmarkStart w:id="16" w:name="X2e5b35a9e41504540a32b806e4a23df8d200e1f"/>
     <w:p>
       <w:pPr>
         <w:pStyle w:val="Heading3"/>
@@ -2144,9 +2351,9 @@
         </w:pict>
       </w:r>
     </w:p>
-    <w:bookmarkEnd w:id="15"/>
     <w:bookmarkEnd w:id="16"/>
-    <w:bookmarkStart w:id="22" w:name="data-model"/>
+    <w:bookmarkEnd w:id="17"/>
+    <w:bookmarkStart w:id="23" w:name="data-model"/>
     <w:p>
       <w:pPr>
         <w:pStyle w:val="Heading2"/>
@@ -2155,7 +2362,7 @@
         <w:t xml:space="preserve">4. Data model</w:t>
       </w:r>
     </w:p>
-    <w:bookmarkStart w:id="17" w:name="new-enum-industry_event_type"/>
+    <w:bookmarkStart w:id="18" w:name="new-enum-industry_event_type"/>
     <w:p>
       <w:pPr>
         <w:pStyle w:val="Heading3"/>
@@ -2424,8 +2631,8 @@
         <w:t xml:space="preserve">);</w:t>
       </w:r>
     </w:p>
-    <w:bookmarkEnd w:id="17"/>
-    <w:bookmarkStart w:id="18" w:name="industry_events-table"/>
+    <w:bookmarkEnd w:id="18"/>
+    <w:bookmarkStart w:id="19" w:name="industry_events-table"/>
     <w:p>
       <w:pPr>
         <w:pStyle w:val="Heading3"/>
@@ -4218,8 +4425,8 @@
         <w:t xml:space="preserve">.industry_events(organizer_vendor_profile_id);</w:t>
       </w:r>
     </w:p>
-    <w:bookmarkEnd w:id="18"/>
-    <w:bookmarkStart w:id="19" w:name="industry_event_attendees-table"/>
+    <w:bookmarkEnd w:id="19"/>
+    <w:bookmarkStart w:id="20" w:name="industry_event_attendees-table"/>
     <w:p>
       <w:pPr>
         <w:pStyle w:val="Heading3"/>
@@ -4991,8 +5198,8 @@
         <w:t xml:space="preserve">.industry_event_attendees(vendor_profile_id);</w:t>
       </w:r>
     </w:p>
-    <w:bookmarkEnd w:id="19"/>
-    <w:bookmarkStart w:id="20" w:name="vendor_profiles-additions"/>
+    <w:bookmarkEnd w:id="20"/>
+    <w:bookmarkStart w:id="21" w:name="vendor_profiles-additions"/>
     <w:p>
       <w:pPr>
         <w:pStyle w:val="Heading3"/>
@@ -5375,8 +5582,8 @@
         <w:t xml:space="preserve">-- vendor opts in to receive "Industry Events near you" notifications for specific zones</w:t>
       </w:r>
     </w:p>
-    <w:bookmarkEnd w:id="20"/>
-    <w:bookmarkStart w:id="21" w:name="rls-policies"/>
+    <w:bookmarkEnd w:id="21"/>
+    <w:bookmarkStart w:id="22" w:name="rls-policies"/>
     <w:p>
       <w:pPr>
         <w:pStyle w:val="Heading3"/>
@@ -6474,9 +6681,9 @@
         </w:pict>
       </w:r>
     </w:p>
-    <w:bookmarkEnd w:id="21"/>
     <w:bookmarkEnd w:id="22"/>
-    <w:bookmarkStart w:id="28" w:name="ui-ux"/>
+    <w:bookmarkEnd w:id="23"/>
+    <w:bookmarkStart w:id="29" w:name="ui-ux"/>
     <w:p>
       <w:pPr>
         <w:pStyle w:val="Heading2"/>
@@ -6485,7 +6692,7 @@
         <w:t xml:space="preserve">5. UI / UX</w:t>
       </w:r>
     </w:p>
-    <w:bookmarkStart w:id="23" w:name="public-surface-industry-events"/>
+    <w:bookmarkStart w:id="24" w:name="public-surface-industry-events"/>
     <w:p>
       <w:pPr>
         <w:pStyle w:val="Heading3"/>
@@ -6711,8 +6918,8 @@
         <w:t xml:space="preserve">Filters: location, date range, event type, applies-to-categories, applies-to-events.</w:t>
       </w:r>
     </w:p>
-    <w:bookmarkEnd w:id="23"/>
-    <w:bookmarkStart w:id="24" w:name="X34fb1d7c01b76459e2be569e157fcc15e42dd38"/>
+    <w:bookmarkEnd w:id="24"/>
+    <w:bookmarkStart w:id="25" w:name="X34fb1d7c01b76459e2be569e157fcc15e42dd38"/>
     <w:p>
       <w:pPr>
         <w:pStyle w:val="Heading3"/>
@@ -6810,8 +7017,8 @@
         <w:t xml:space="preserve">- Shows vendor’s current RSVPs/applications in a side panel</w:t>
       </w:r>
     </w:p>
-    <w:bookmarkEnd w:id="24"/>
-    <w:bookmarkStart w:id="25" w:name="Xc6d53d17a2a7204ea9b3d72c245d81684553780"/>
+    <w:bookmarkEnd w:id="25"/>
+    <w:bookmarkStart w:id="26" w:name="Xc6d53d17a2a7204ea9b3d72c245d81684553780"/>
     <w:p>
       <w:pPr>
         <w:pStyle w:val="Heading3"/>
@@ -6879,8 +7086,8 @@
         <w:t xml:space="preserve">- Download attendee CSV (for their offline records)</w:t>
       </w:r>
     </w:p>
-    <w:bookmarkEnd w:id="25"/>
-    <w:bookmarkStart w:id="26" w:name="setnayan-organized-event-flow"/>
+    <w:bookmarkEnd w:id="26"/>
+    <w:bookmarkStart w:id="27" w:name="setnayan-organized-event-flow"/>
     <w:p>
       <w:pPr>
         <w:pStyle w:val="Heading3"/>
@@ -6930,8 +7137,8 @@
         <w:t xml:space="preserve">). Vendors RSVP via the standard flow. Setnayan handles ticket sales via the existing 0034 payments system.</w:t>
       </w:r>
     </w:p>
-    <w:bookmarkEnd w:id="26"/>
-    <w:bookmarkStart w:id="27" w:name="notification-triggers"/>
+    <w:bookmarkEnd w:id="27"/>
+    <w:bookmarkStart w:id="28" w:name="notification-triggers"/>
     <w:p>
       <w:pPr>
         <w:pStyle w:val="Heading3"/>
@@ -7030,9 +7237,9 @@
         </w:pict>
       </w:r>
     </w:p>
-    <w:bookmarkEnd w:id="27"/>
     <w:bookmarkEnd w:id="28"/>
-    <w:bookmarkStart w:id="34" w:name="X62e0113fa757db357148cdb271c2283fce30121"/>
+    <w:bookmarkEnd w:id="29"/>
+    <w:bookmarkStart w:id="35" w:name="X62e0113fa757db357148cdb271c2283fce30121"/>
     <w:p>
       <w:pPr>
         <w:pStyle w:val="Heading2"/>
@@ -7049,7 +7256,7 @@
         <w:t xml:space="preserve">This iteration introduces a NEW revenue surface, distinct from the consumer-side marketplace.</w:t>
       </w:r>
     </w:p>
-    <w:bookmarkStart w:id="29" w:name="free-tier-all-organizers"/>
+    <w:bookmarkStart w:id="30" w:name="free-tier-all-organizers"/>
     <w:p>
       <w:pPr>
         <w:pStyle w:val="Heading3"/>
@@ -7094,8 +7301,8 @@
         <w:t xml:space="preserve">Basic listing (title, date, location, description, cover image)</w:t>
       </w:r>
     </w:p>
-    <w:bookmarkEnd w:id="29"/>
-    <w:bookmarkStart w:id="30" w:name="pro-tier-paid-ties-to-phase-3-decision"/>
+    <w:bookmarkEnd w:id="30"/>
+    <w:bookmarkStart w:id="31" w:name="pro-tier-paid-ties-to-phase-3-decision"/>
     <w:p>
       <w:pPr>
         <w:pStyle w:val="Heading3"/>
@@ -7197,8 +7404,8 @@
         <w:t xml:space="preserve">(V2) — auto-suggest top 50 vendors most likely to attend based on past behavior</w:t>
       </w:r>
     </w:p>
-    <w:bookmarkEnd w:id="30"/>
-    <w:bookmarkStart w:id="31" w:name="setnayan-organized-events"/>
+    <w:bookmarkEnd w:id="31"/>
+    <w:bookmarkStart w:id="32" w:name="setnayan-organized-events"/>
     <w:p>
       <w:pPr>
         <w:pStyle w:val="Heading3"/>
@@ -7233,8 +7440,8 @@
         <w:t xml:space="preserve">- Featured booth fees from exhibitors</w:t>
       </w:r>
     </w:p>
-    <w:bookmarkEnd w:id="31"/>
-    <w:bookmarkStart w:id="32" w:name="partner-fair-commission-v2"/>
+    <w:bookmarkEnd w:id="32"/>
+    <w:bookmarkStart w:id="33" w:name="partner-fair-commission-v2"/>
     <w:p>
       <w:pPr>
         <w:pStyle w:val="Heading3"/>
@@ -7251,8 +7458,8 @@
         <w:t xml:space="preserve">If Setnayan facilitates exhibitor booth booking (vendor pays through Setnayan instead of directly to organizer), Setnayan takes a commission (5-10%). Deferred to V2 — requires booth-booking flow which depends on 0034 payments maturity.</w:t>
       </w:r>
     </w:p>
-    <w:bookmarkEnd w:id="32"/>
-    <w:bookmarkStart w:id="33" w:name="X3df666a0b17c2ccdce613a5b1fb3db1fe6c56f8"/>
+    <w:bookmarkEnd w:id="33"/>
+    <w:bookmarkStart w:id="34" w:name="X3df666a0b17c2ccdce613a5b1fb3db1fe6c56f8"/>
     <w:p>
       <w:pPr>
         <w:pStyle w:val="Heading3"/>
@@ -7892,9 +8099,9 @@
         </w:pict>
       </w:r>
     </w:p>
-    <w:bookmarkEnd w:id="33"/>
     <w:bookmarkEnd w:id="34"/>
-    <w:bookmarkStart w:id="39" w:name="migration-path"/>
+    <w:bookmarkEnd w:id="35"/>
+    <w:bookmarkStart w:id="40" w:name="migration-path"/>
     <w:p>
       <w:pPr>
         <w:pStyle w:val="Heading2"/>
@@ -7911,7 +8118,7 @@
         <w:t xml:space="preserve">This is a NEW feature — no data migration needed for existing tables. Just the additive schema + UI.</w:t>
       </w:r>
     </w:p>
-    <w:bookmarkStart w:id="35" w:name="schema-migration-single-file"/>
+    <w:bookmarkStart w:id="36" w:name="schema-migration-single-file"/>
     <w:p>
       <w:pPr>
         <w:pStyle w:val="Heading3"/>
@@ -8420,8 +8627,8 @@
         <w:t xml:space="preserve">;</w:t>
       </w:r>
     </w:p>
-    <w:bookmarkEnd w:id="35"/>
-    <w:bookmarkStart w:id="36" w:name="lib-changes"/>
+    <w:bookmarkEnd w:id="36"/>
+    <w:bookmarkStart w:id="37" w:name="lib-changes"/>
     <w:p>
       <w:pPr>
         <w:pStyle w:val="Heading3"/>
@@ -8511,8 +8718,8 @@
         <w:t xml:space="preserve">keys for the surface labels</w:t>
       </w:r>
     </w:p>
-    <w:bookmarkEnd w:id="36"/>
-    <w:bookmarkStart w:id="37" w:name="ui-changes"/>
+    <w:bookmarkEnd w:id="37"/>
+    <w:bookmarkStart w:id="38" w:name="ui-changes"/>
     <w:p>
       <w:pPr>
         <w:pStyle w:val="Heading3"/>
@@ -8623,8 +8830,8 @@
         <w:t xml:space="preserve">for organizer verification + event approval</w:t>
       </w:r>
     </w:p>
-    <w:bookmarkEnd w:id="37"/>
-    <w:bookmarkStart w:id="38" w:name="setnayan-as-organizer-setup"/>
+    <w:bookmarkEnd w:id="38"/>
+    <w:bookmarkStart w:id="39" w:name="setnayan-as-organizer-setup"/>
     <w:p>
       <w:pPr>
         <w:pStyle w:val="Heading3"/>
@@ -8703,9 +8910,9 @@
         </w:pict>
       </w:r>
     </w:p>
-    <w:bookmarkEnd w:id="38"/>
     <w:bookmarkEnd w:id="39"/>
-    <w:bookmarkStart w:id="45" w:name="tests-scenario-based"/>
+    <w:bookmarkEnd w:id="40"/>
+    <w:bookmarkStart w:id="46" w:name="tests-scenario-based"/>
     <w:p>
       <w:pPr>
         <w:pStyle w:val="Heading2"/>
@@ -8714,7 +8921,7 @@
         <w:t xml:space="preserve">8. Tests (scenario-based)</w:t>
       </w:r>
     </w:p>
-    <w:bookmarkStart w:id="40" w:name="fair-organizer-journey"/>
+    <w:bookmarkStart w:id="41" w:name="fair-organizer-journey"/>
     <w:p>
       <w:pPr>
         <w:pStyle w:val="Heading3"/>
@@ -8987,8 +9194,8 @@
         <w:t xml:space="preserve">✅ Organizer downloads attendee CSV → manages day-of operations offline</w:t>
       </w:r>
     </w:p>
-    <w:bookmarkEnd w:id="40"/>
-    <w:bookmarkStart w:id="41" w:name="vendor-opportunity-discovery"/>
+    <w:bookmarkEnd w:id="41"/>
+    <w:bookmarkStart w:id="42" w:name="vendor-opportunity-discovery"/>
     <w:p>
       <w:pPr>
         <w:pStyle w:val="Heading3"/>
@@ -9153,8 +9360,8 @@
         <w:t xml:space="preserve">✅ 7 days before event: vendor receives reminder notification</w:t>
       </w:r>
     </w:p>
-    <w:bookmarkEnd w:id="41"/>
-    <w:bookmarkStart w:id="42" w:name="couple-discovers-a-bridal-fair"/>
+    <w:bookmarkEnd w:id="42"/>
+    <w:bookmarkStart w:id="43" w:name="couple-discovers-a-bridal-fair"/>
     <w:p>
       <w:pPr>
         <w:pStyle w:val="Heading3"/>
@@ -9238,8 +9445,8 @@
         <w:t xml:space="preserve">✅ Couple attends fair, meets vendors in person; vendor-couple chat threads may already exist from Setnayan</w:t>
       </w:r>
     </w:p>
-    <w:bookmarkEnd w:id="42"/>
-    <w:bookmarkStart w:id="43" w:name="setnayan-organized-event"/>
+    <w:bookmarkEnd w:id="43"/>
+    <w:bookmarkStart w:id="44" w:name="setnayan-organized-event"/>
     <w:p>
       <w:pPr>
         <w:pStyle w:val="Heading3"/>
@@ -9350,8 +9557,8 @@
         <w:t xml:space="preserve">and emails follow-up survey</w:t>
       </w:r>
     </w:p>
-    <w:bookmarkEnd w:id="43"/>
-    <w:bookmarkStart w:id="44" w:name="rls-access-control"/>
+    <w:bookmarkEnd w:id="44"/>
+    <w:bookmarkStart w:id="45" w:name="rls-access-control"/>
     <w:p>
       <w:pPr>
         <w:pStyle w:val="Heading3"/>
@@ -9427,9 +9634,9 @@
         </w:pict>
       </w:r>
     </w:p>
-    <w:bookmarkEnd w:id="44"/>
     <w:bookmarkEnd w:id="45"/>
-    <w:bookmarkStart w:id="56" w:name="open-questions-for-the-owner"/>
+    <w:bookmarkEnd w:id="46"/>
+    <w:bookmarkStart w:id="57" w:name="open-questions-for-the-owner"/>
     <w:p>
       <w:pPr>
         <w:pStyle w:val="Heading2"/>
@@ -9438,7 +9645,7 @@
         <w:t xml:space="preserve">9. Open questions for the owner</w:t>
       </w:r>
     </w:p>
-    <w:bookmarkStart w:id="46" w:name="Xdfe53c08dd648db869a66578df464121bac3465"/>
+    <w:bookmarkStart w:id="47" w:name="Xdfe53c08dd648db869a66578df464121bac3465"/>
     <w:p>
       <w:pPr>
         <w:pStyle w:val="Heading3"/>
@@ -9572,8 +9779,8 @@
         <w:t xml:space="preserve">field (already in schema § 4.2).</w:t>
       </w:r>
     </w:p>
-    <w:bookmarkEnd w:id="46"/>
-    <w:bookmarkStart w:id="47" w:name="setnayan-as-organizer-from-day-1"/>
+    <w:bookmarkEnd w:id="47"/>
+    <w:bookmarkStart w:id="48" w:name="setnayan-as-organizer-from-day-1"/>
     <w:p>
       <w:pPr>
         <w:pStyle w:val="Heading3"/>
@@ -9617,8 +9824,8 @@
         <w:t xml:space="preserve">. Lighthouse case study, draws vendors to the surface, demonstrates the value. Pick a date 60-90 days post-launch.</w:t>
       </w:r>
     </w:p>
-    <w:bookmarkEnd w:id="47"/>
-    <w:bookmarkStart w:id="48" w:name="Xc88e73847e06b417a878599ec624c81e6441778"/>
+    <w:bookmarkEnd w:id="48"/>
+    <w:bookmarkStart w:id="49" w:name="Xc88e73847e06b417a878599ec624c81e6441778"/>
     <w:p>
       <w:pPr>
         <w:pStyle w:val="Heading3"/>
@@ -9635,8 +9842,8 @@
         <w:t xml:space="preserve">The Free vs Pro tier featured-listing model depends on the Phase 3 marketplace commission decision (the same blocking decision for 0040 and 0041). Resolve once across all three iterations.</w:t>
       </w:r>
     </w:p>
-    <w:bookmarkEnd w:id="48"/>
-    <w:bookmarkStart w:id="49" w:name="Xe751961d45092d37e060e8770b99d2bb4b498b2"/>
+    <w:bookmarkEnd w:id="49"/>
+    <w:bookmarkStart w:id="50" w:name="Xe751961d45092d37e060e8770b99d2bb4b498b2"/>
     <w:p>
       <w:pPr>
         <w:pStyle w:val="Heading3"/>
@@ -9674,8 +9881,8 @@
         <w:t xml:space="preserve">.</w:t>
       </w:r>
     </w:p>
-    <w:bookmarkEnd w:id="49"/>
-    <w:bookmarkStart w:id="50" w:name="X5ecaa6bce9ad4347944bfa1969354a43c72e36e"/>
+    <w:bookmarkEnd w:id="50"/>
+    <w:bookmarkStart w:id="51" w:name="X5ecaa6bce9ad4347944bfa1969354a43c72e36e"/>
     <w:p>
       <w:pPr>
         <w:pStyle w:val="Heading3"/>
@@ -9716,8 +9923,8 @@
         <w:t xml:space="preserve">Organizer downloads attendee CSV and emails their list. Auto-threading bloats the chat surface. Revisit in V1.7 if vendors complain.</w:t>
       </w:r>
     </w:p>
-    <w:bookmarkEnd w:id="50"/>
-    <w:bookmarkStart w:id="51" w:name="X8a72c86d6a252da78ea0b76c1434e8bf2fc5052"/>
+    <w:bookmarkEnd w:id="51"/>
+    <w:bookmarkStart w:id="52" w:name="X8a72c86d6a252da78ea0b76c1434e8bf2fc5052"/>
     <w:p>
       <w:pPr>
         <w:pStyle w:val="Heading3"/>
@@ -9799,8 +10006,8 @@
         <w:t xml:space="preserve">. Defer (a) to V1.7 once 0034 payment disbursement is built.</w:t>
       </w:r>
     </w:p>
-    <w:bookmarkEnd w:id="51"/>
-    <w:bookmarkStart w:id="52" w:name="cross-listing-with-vendors-marketplace"/>
+    <w:bookmarkEnd w:id="52"/>
+    <w:bookmarkStart w:id="53" w:name="cross-listing-with-vendors-marketplace"/>
     <w:p>
       <w:pPr>
         <w:pStyle w:val="Heading3"/>
@@ -9910,8 +10117,8 @@
         <w:t xml:space="preserve">— keeps the two concepts cleanly separated. Cross-link in the dashboard nav.</w:t>
       </w:r>
     </w:p>
-    <w:bookmarkEnd w:id="52"/>
-    <w:bookmarkStart w:id="53" w:name="reviews-ratings-for-industry-events"/>
+    <w:bookmarkEnd w:id="53"/>
+    <w:bookmarkStart w:id="54" w:name="reviews-ratings-for-industry-events"/>
     <w:p>
       <w:pPr>
         <w:pStyle w:val="Heading3"/>
@@ -9952,8 +10159,8 @@
         <w:t xml:space="preserve">Needs critical mass of attendees per event to be meaningful. Premature in V1.6.</w:t>
       </w:r>
     </w:p>
-    <w:bookmarkEnd w:id="53"/>
-    <w:bookmarkStart w:id="54" w:name="ph-partnership-target-list"/>
+    <w:bookmarkEnd w:id="54"/>
+    <w:bookmarkStart w:id="55" w:name="ph-partnership-target-list"/>
     <w:p>
       <w:pPr>
         <w:pStyle w:val="Heading3"/>
@@ -10026,8 +10233,8 @@
         <w:t xml:space="preserve">- Wedding Industry Conference</w:t>
       </w:r>
     </w:p>
-    <w:bookmarkEnd w:id="54"/>
-    <w:bookmarkStart w:id="55" w:name="X06780baab702bc3759fee661c9ef451c9637c6f"/>
+    <w:bookmarkEnd w:id="55"/>
+    <w:bookmarkStart w:id="56" w:name="X06780baab702bc3759fee661c9ef451c9637c6f"/>
     <w:p>
       <w:pPr>
         <w:pStyle w:val="Heading3"/>
@@ -10098,9 +10305,9 @@
         </w:pict>
       </w:r>
     </w:p>
-    <w:bookmarkEnd w:id="55"/>
     <w:bookmarkEnd w:id="56"/>
-    <w:bookmarkStart w:id="57" w:name="Xb5df8d0c1efa14dd3ee93f7928ecd22c11f6c23"/>
+    <w:bookmarkEnd w:id="57"/>
+    <w:bookmarkStart w:id="58" w:name="Xb5df8d0c1efa14dd3ee93f7928ecd22c11f6c23"/>
     <w:p>
       <w:pPr>
         <w:pStyle w:val="Heading2"/>
@@ -10332,8 +10539,8 @@
         </w:pict>
       </w:r>
     </w:p>
-    <w:bookmarkEnd w:id="57"/>
-    <w:bookmarkStart w:id="58" w:name="strategic-context-for-refresher"/>
+    <w:bookmarkEnd w:id="58"/>
+    <w:bookmarkStart w:id="59" w:name="strategic-context-for-refresher"/>
     <w:p>
       <w:pPr>
         <w:pStyle w:val="Heading2"/>
@@ -10554,8 +10761,8 @@
         <w:t xml:space="preserve">Drafted 2026-05-14 by owner + Claude Code session. Will refine in Cowork.</w:t>
       </w:r>
     </w:p>
-    <w:bookmarkEnd w:id="58"/>
     <w:bookmarkEnd w:id="59"/>
+    <w:bookmarkEnd w:id="60"/>
     <w:sectPr>
       <w:footnotePr>
         <w:numRestart w:val="eachSect"/>
